--- a/production/worksheets/07-energy-big-questions.docx
+++ b/production/worksheets/07-energy-big-questions.docx
@@ -27,7 +27,7 @@
           <w:b w:val="0"/>
           <w:i w:val="0"/>
           <w:color w:val="555555"/>
-          <w:sz w:val="22"/>
+          <w:sz w:val="24"/>
         </w:rPr>
         <w:t>Unit Synthesis — aligned to AP UR.1</w:t>
       </w:r>
@@ -57,7 +57,7 @@
           <w:b w:val="0"/>
           <w:i/>
           <w:color w:val="555555"/>
-          <w:sz w:val="22"/>
+          <w:sz w:val="24"/>
         </w:rPr>
         <w:t>Answer in complete sentences. Underline any Core Vocabulary you use. Use EVIDENCE, not proof.</w:t>
       </w:r>
